--- a/Equations_WordEditor.docx
+++ b/Equations_WordEditor.docx
@@ -426,7 +426,7 @@
               </m:e>
               <m:e>
                 <m:r>
-                  <m:t xml:space="preserve">[2mm]2</m:t>
+                  <m:t xml:space="preserve">2</m:t>
                 </m:r>
                 <m:d>
                   <m:dPr>
@@ -3673,7 +3673,7 @@
           </m:sup>
         </m:sSubSup>
         <m:r>
-          <m:t xml:space="preserve">  text</m:t>
+          <m:t xml:space="preserve">  </m:t>
         </m:r>
         <m:r>
           <m:t xml:space="preserve">at </m:t>
@@ -3735,7 +3735,7 @@
           </m:sub>
         </m:sSub>
         <m:r>
-          <m:t xml:space="preserve">  text</m:t>
+          <m:t xml:space="preserve">  </m:t>
         </m:r>
         <m:r>
           <m:t xml:space="preserve">at </m:t>
@@ -7989,19 +7989,19 @@
       </w:pPr>
       <m:oMath>
         <m:r>
-          <m:t xml:space="preserve">Be→1 (text</m:t>
+          <m:t xml:space="preserve">Be→1 (</m:t>
         </m:r>
         <m:r>
           <m:t xml:space="preserve">heat/mass dominated</m:t>
         </m:r>
         <m:r>
-          <m:t xml:space="preserve">),   Be→0 (text</m:t>
+          <m:t xml:space="preserve">),   Be→0 (</m:t>
         </m:r>
         <m:r>
           <m:t xml:space="preserve">friction/Joule dominated</m:t>
         </m:r>
         <m:r>
-          <m:t xml:space="preserve">),   Be=0.5 (text</m:t>
+          <m:t xml:space="preserve">),   Be=0.5 (</m:t>
         </m:r>
         <m:r>
           <m:t xml:space="preserve">crossover</m:t>
@@ -8171,9 +8171,6 @@
         <w:spacing w:before="80" w:after="80"/>
       </w:pPr>
       <m:oMath>
-        <m:r>
-          <m:t xml:space="preserve">mathcal</m:t>
-        </m:r>
         <m:sSub>
           <m:e>
             <m:r>
@@ -8233,9 +8230,6 @@
         <w:spacing w:before="80" w:after="80"/>
       </w:pPr>
       <m:oMath>
-        <m:r>
-          <m:t xml:space="preserve">mathcal</m:t>
-        </m:r>
         <m:sSub>
           <m:e>
             <m:r>
@@ -8282,7 +8276,7 @@
           </m:den>
         </m:f>
         <m:r>
-          <m:t xml:space="preserve">,    mathcal</m:t>
+          <m:t xml:space="preserve">,    </m:t>
         </m:r>
         <m:sSub>
           <m:e>
@@ -8343,9 +8337,6 @@
         <w:spacing w:before="80" w:after="80"/>
       </w:pPr>
       <m:oMath>
-        <m:r>
-          <m:t xml:space="preserve">mathcal</m:t>
-        </m:r>
         <m:sSub>
           <m:e>
             <m:r>
@@ -8439,7 +8430,7 @@
           </m:e>
         </m:d>
         <m:r>
-          <m:t xml:space="preserve">=0,  mathcal</m:t>
+          <m:t xml:space="preserve">=0,  </m:t>
         </m:r>
         <m:sSub>
           <m:e>
@@ -8489,7 +8480,7 @@
           </m:e>
         </m:d>
         <m:r>
-          <m:t xml:space="preserve">=0,  mathcal</m:t>
+          <m:t xml:space="preserve">=0,  </m:t>
         </m:r>
         <m:sSub>
           <m:e>
@@ -8555,9 +8546,6 @@
         <w:spacing w:before="80" w:after="80"/>
       </w:pPr>
       <m:oMath>
-        <m:r>
-          <m:t xml:space="preserve">mathcal</m:t>
-        </m:r>
         <m:sSub>
           <m:e>
             <m:r>
@@ -8655,13 +8643,10 @@
               </m:accPr>
               <m:e>
                 <m:r>
-                  <m:t xml:space="preserve"> </m:t>
+                  <m:t xml:space="preserve">f</m:t>
                 </m:r>
               </m:e>
             </m:acc>
-            <m:r>
-              <m:t xml:space="preserve">f</m:t>
-            </m:r>
           </m:num>
           <m:den>
             <m:sSup>
@@ -8687,13 +8672,10 @@
           </m:accPr>
           <m:e>
             <m:r>
-              <m:t xml:space="preserve"> </m:t>
+              <m:t xml:space="preserve">f</m:t>
             </m:r>
           </m:e>
         </m:acc>
-        <m:r>
-          <m:t xml:space="preserve">f</m:t>
-        </m:r>
         <m:f>
           <m:num>
             <m:sSup>
@@ -8714,13 +8696,10 @@
               </m:accPr>
               <m:e>
                 <m:r>
-                  <m:t xml:space="preserve"> </m:t>
+                  <m:t xml:space="preserve">f</m:t>
                 </m:r>
               </m:e>
             </m:acc>
-            <m:r>
-              <m:t xml:space="preserve">f</m:t>
-            </m:r>
           </m:num>
           <m:den>
             <m:sSup>
@@ -8751,13 +8730,10 @@
               </m:accPr>
               <m:e>
                 <m:r>
-                  <m:t xml:space="preserve"> </m:t>
+                  <m:t xml:space="preserve">f</m:t>
                 </m:r>
               </m:e>
             </m:acc>
-            <m:r>
-              <m:t xml:space="preserve">f</m:t>
-            </m:r>
           </m:num>
           <m:den>
             <m:r>
@@ -8785,13 +8761,10 @@
               </m:accPr>
               <m:e>
                 <m:r>
-                  <m:t xml:space="preserve"> </m:t>
+                  <m:t xml:space="preserve">f</m:t>
                 </m:r>
               </m:e>
             </m:acc>
-            <m:r>
-              <m:t xml:space="preserve">f</m:t>
-            </m:r>
           </m:num>
           <m:den>
             <m:sSup>
@@ -8852,13 +8825,10 @@
                   </m:accPr>
                   <m:e>
                     <m:r>
-                      <m:t xml:space="preserve"> </m:t>
+                      <m:t xml:space="preserve">f</m:t>
                     </m:r>
                   </m:e>
                 </m:acc>
-                <m:r>
-                  <m:t xml:space="preserve">f</m:t>
-                </m:r>
               </m:num>
               <m:den>
                 <m:sSup>
@@ -8898,13 +8868,10 @@
                   </m:accPr>
                   <m:e>
                     <m:r>
-                      <m:t xml:space="preserve"> </m:t>
+                      <m:t xml:space="preserve">f</m:t>
                     </m:r>
                   </m:e>
                 </m:acc>
-                <m:r>
-                  <m:t xml:space="preserve">f</m:t>
-                </m:r>
               </m:num>
               <m:den>
                 <m:sSup>
@@ -8979,13 +8946,10 @@
               </m:accPr>
               <m:e>
                 <m:r>
-                  <m:t xml:space="preserve"> </m:t>
+                  <m:t xml:space="preserve">f</m:t>
                 </m:r>
               </m:e>
             </m:acc>
-            <m:r>
-              <m:t xml:space="preserve">f</m:t>
-            </m:r>
           </m:num>
           <m:den>
             <m:sSup>
@@ -9099,13 +9063,10 @@
               </m:accPr>
               <m:e>
                 <m:r>
-                  <m:t xml:space="preserve"> </m:t>
+                  <m:t xml:space="preserve">f</m:t>
                 </m:r>
               </m:e>
             </m:acc>
-            <m:r>
-              <m:t xml:space="preserve">f</m:t>
-            </m:r>
           </m:num>
           <m:den>
             <m:sSup>
@@ -9136,9 +9097,6 @@
         <w:spacing w:before="80" w:after="80"/>
       </w:pPr>
       <m:oMath>
-        <m:r>
-          <m:t xml:space="preserve">mathcal</m:t>
-        </m:r>
         <m:sSub>
           <m:e>
             <m:r>
@@ -9287,13 +9245,10 @@
               </m:accPr>
               <m:e>
                 <m:r>
-                  <m:t xml:space="preserve"> </m:t>
+                  <m:t xml:space="preserve">f</m:t>
                 </m:r>
               </m:e>
             </m:acc>
-            <m:r>
-              <m:t xml:space="preserve">f</m:t>
-            </m:r>
           </m:e>
         </m:d>
         <m:f>
@@ -9385,13 +9340,10 @@
                   </m:accPr>
                   <m:e>
                     <m:r>
-                      <m:t xml:space="preserve"> </m:t>
+                      <m:t xml:space="preserve">f</m:t>
                     </m:r>
                   </m:e>
                 </m:acc>
-                <m:r>
-                  <m:t xml:space="preserve">f</m:t>
-                </m:r>
               </m:num>
               <m:den>
                 <m:r>
@@ -9434,13 +9386,10 @@
                   </m:accPr>
                   <m:e>
                     <m:r>
-                      <m:t xml:space="preserve"> </m:t>
+                      <m:t xml:space="preserve">f</m:t>
                     </m:r>
                   </m:e>
                 </m:acc>
-                <m:r>
-                  <m:t xml:space="preserve">f</m:t>
-                </m:r>
               </m:num>
               <m:den>
                 <m:sSup>
@@ -9497,13 +9446,10 @@
               </m:accPr>
               <m:e>
                 <m:r>
-                  <m:t xml:space="preserve"> </m:t>
+                  <m:t xml:space="preserve">f</m:t>
                 </m:r>
               </m:e>
             </m:acc>
-            <m:r>
-              <m:t xml:space="preserve">f</m:t>
-            </m:r>
           </m:num>
           <m:den>
             <m:r>
@@ -9580,9 +9526,6 @@
         <w:spacing w:before="80" w:after="80"/>
       </w:pPr>
       <m:oMath>
-        <m:r>
-          <m:t xml:space="preserve">mathcal</m:t>
-        </m:r>
         <m:sSub>
           <m:e>
             <m:r>
@@ -9653,13 +9596,10 @@
               </m:accPr>
               <m:e>
                 <m:r>
-                  <m:t xml:space="preserve"> </m:t>
+                  <m:t xml:space="preserve">f</m:t>
                 </m:r>
               </m:e>
             </m:acc>
-            <m:r>
-              <m:t xml:space="preserve">f</m:t>
-            </m:r>
             <m:f>
               <m:num>
                 <m:r>
@@ -9696,13 +9636,10 @@
                   </m:accPr>
                   <m:e>
                     <m:r>
-                      <m:t xml:space="preserve"> </m:t>
+                      <m:t xml:space="preserve">f</m:t>
                     </m:r>
                   </m:e>
                 </m:acc>
-                <m:r>
-                  <m:t xml:space="preserve">f</m:t>
-                </m:r>
               </m:num>
               <m:den>
                 <m:r>
@@ -9898,7 +9835,7 @@
       </w:pPr>
       <m:oMath>
         <m:r>
-          <m:t xml:space="preserve">(1-p)mathcal</m:t>
+          <m:t xml:space="preserve">(1-p)</m:t>
         </m:r>
         <m:sSub>
           <m:e>
@@ -9924,14 +9861,14 @@
               </m:accPr>
               <m:e>
                 <m:r>
-                  <m:t xml:space="preserve"> </m:t>
+                  <m:t xml:space="preserve">f</m:t>
                 </m:r>
               </m:e>
             </m:acc>
             <m:sSub>
               <m:e>
                 <m:r>
-                  <m:t xml:space="preserve">f-f</m:t>
+                  <m:t xml:space="preserve">-f</m:t>
                 </m:r>
               </m:e>
               <m:sub>
@@ -9966,9 +9903,6 @@
             </m:r>
           </m:sub>
         </m:sSub>
-        <m:r>
-          <m:t xml:space="preserve">mathcal</m:t>
-        </m:r>
         <m:sSub>
           <m:e>
             <m:r>
@@ -9996,7 +9930,7 @@
       </w:pPr>
       <m:oMath>
         <m:r>
-          <m:t xml:space="preserve">(1-p)mathcal</m:t>
+          <m:t xml:space="preserve">(1-p)</m:t>
         </m:r>
         <m:sSub>
           <m:e>
@@ -10064,9 +9998,6 @@
             </m:r>
           </m:sub>
         </m:sSub>
-        <m:r>
-          <m:t xml:space="preserve">mathcal</m:t>
-        </m:r>
         <m:sSub>
           <m:e>
             <m:r>
@@ -10094,7 +10025,7 @@
       </w:pPr>
       <m:oMath>
         <m:r>
-          <m:t xml:space="preserve">(1-p)mathcal</m:t>
+          <m:t xml:space="preserve">(1-p)</m:t>
         </m:r>
         <m:sSub>
           <m:e>
@@ -10162,9 +10093,6 @@
             </m:r>
           </m:sub>
         </m:sSub>
-        <m:r>
-          <m:t xml:space="preserve">mathcal</m:t>
-        </m:r>
         <m:sSub>
           <m:e>
             <m:r>
@@ -10197,12 +10125,12 @@
           </m:accPr>
           <m:e>
             <m:r>
-              <m:t xml:space="preserve"> </m:t>
+              <m:t xml:space="preserve">f</m:t>
             </m:r>
           </m:e>
         </m:acc>
         <m:r>
-          <m:t xml:space="preserve">f(0)=S, </m:t>
+          <m:t xml:space="preserve">(0)=S, </m:t>
         </m:r>
         <m:acc>
           <m:accPr>
@@ -10210,12 +10138,12 @@
           </m:accPr>
           <m:e>
             <m:r>
-              <m:t xml:space="preserve"> </m:t>
+              <m:t xml:space="preserve">f</m:t>
             </m:r>
           </m:e>
         </m:acc>
         <m:r>
-          <m:t xml:space="preserve">f'(0)=λ, </m:t>
+          <m:t xml:space="preserve">'(0)=λ, </m:t>
         </m:r>
         <m:acc>
           <m:accPr>
@@ -10223,12 +10151,12 @@
           </m:accPr>
           <m:e>
             <m:r>
-              <m:t xml:space="preserve"> </m:t>
+              <m:t xml:space="preserve">f</m:t>
             </m:r>
           </m:e>
         </m:acc>
         <m:r>
-          <m:t xml:space="preserve">f'(1)=0, </m:t>
+          <m:t xml:space="preserve">'(1)=0, </m:t>
         </m:r>
         <m:acc>
           <m:accPr>
@@ -10236,12 +10164,12 @@
           </m:accPr>
           <m:e>
             <m:r>
-              <m:t xml:space="preserve"> </m:t>
+              <m:t xml:space="preserve">f</m:t>
             </m:r>
           </m:e>
         </m:acc>
         <m:r>
-          <m:t xml:space="preserve">f(1)=</m:t>
+          <m:t xml:space="preserve">(1)=</m:t>
         </m:r>
         <m:f>
           <m:num>
@@ -10330,14 +10258,14 @@
           </m:accPr>
           <m:e>
             <m:r>
-              <m:t xml:space="preserve"> </m:t>
+              <m:t xml:space="preserve">f</m:t>
             </m:r>
           </m:e>
         </m:acc>
         <m:sSub>
           <m:e>
             <m:r>
-              <m:t xml:space="preserve">f=f</m:t>
+              <m:t xml:space="preserve">=f</m:t>
             </m:r>
           </m:e>
           <m:sub>
@@ -10558,9 +10486,6 @@
         <w:spacing w:before="80" w:after="80"/>
       </w:pPr>
       <m:oMath>
-        <m:r>
-          <m:t xml:space="preserve">mathcal</m:t>
-        </m:r>
         <m:sSub>
           <m:e>
             <m:r>
@@ -10641,9 +10566,6 @@
             </m:r>
           </m:sub>
         </m:sSub>
-        <m:r>
-          <m:t xml:space="preserve">mathcal</m:t>
-        </m:r>
         <m:sSubSup>
           <m:e>
             <m:r>
@@ -10675,9 +10597,6 @@
         <w:spacing w:before="80" w:after="80"/>
       </w:pPr>
       <m:oMath>
-        <m:r>
-          <m:t xml:space="preserve">mathcal</m:t>
-        </m:r>
         <m:sSub>
           <m:e>
             <m:r>
@@ -10758,9 +10677,6 @@
             </m:r>
           </m:sub>
         </m:sSub>
-        <m:r>
-          <m:t xml:space="preserve">mathcal</m:t>
-        </m:r>
         <m:sSubSup>
           <m:e>
             <m:r>
@@ -10792,9 +10708,6 @@
         <w:spacing w:before="80" w:after="80"/>
       </w:pPr>
       <m:oMath>
-        <m:r>
-          <m:t xml:space="preserve">mathcal</m:t>
-        </m:r>
         <m:sSub>
           <m:e>
             <m:r>
@@ -10875,9 +10788,6 @@
             </m:r>
           </m:sub>
         </m:sSub>
-        <m:r>
-          <m:t xml:space="preserve">mathcal</m:t>
-        </m:r>
         <m:sSubSup>
           <m:e>
             <m:r>
@@ -10971,9 +10881,6 @@
         <w:spacing w:before="80" w:after="80"/>
       </w:pPr>
       <m:oMath>
-        <m:r>
-          <m:t xml:space="preserve">mathcal</m:t>
-        </m:r>
         <m:sSubSup>
           <m:e>
             <m:r>
@@ -11366,9 +11273,6 @@
         <w:spacing w:before="80" w:after="80"/>
       </w:pPr>
       <m:oMath>
-        <m:r>
-          <m:t xml:space="preserve">mathcal</m:t>
-        </m:r>
         <m:sSubSup>
           <m:e>
             <m:r>
@@ -11759,9 +11663,6 @@
         <w:spacing w:before="80" w:after="80"/>
       </w:pPr>
       <m:oMath>
-        <m:r>
-          <m:t xml:space="preserve">mathcal</m:t>
-        </m:r>
         <m:sSubSup>
           <m:e>
             <m:r>
@@ -12234,9 +12135,6 @@
                 <m:endChr m:val="]"/>
               </m:dPr>
               <m:e>
-                <m:r>
-                  <m:t xml:space="preserve">mathcal</m:t>
-                </m:r>
                 <m:sSub>
                   <m:e>
                     <m:r>
@@ -12380,9 +12278,6 @@
                 <m:endChr m:val="]"/>
               </m:dPr>
               <m:e>
-                <m:r>
-                  <m:t xml:space="preserve">mathcal</m:t>
-                </m:r>
                 <m:sSub>
                   <m:e>
                     <m:r>
@@ -12524,9 +12419,6 @@
                 <m:endChr m:val="]"/>
               </m:dPr>
               <m:e>
-                <m:r>
-                  <m:t xml:space="preserve">mathcal</m:t>
-                </m:r>
                 <m:sSub>
                   <m:e>
                     <m:r>
